--- a/token listrik.docx
+++ b/token listrik.docx
@@ -90,13 +90,19 @@
         <w:rPr>
           <w:lang w:val="id-ID"/>
         </w:rPr>
-        <w:t>mastarina</w:t>
-      </w:r>
-      <w:r>
-        <w:rPr>
-          <w:lang w:val="id-ID"/>
-        </w:rPr>
-        <w:t xml:space="preserve">                                                                                            junaidi                           </w:t>
+        <w:t xml:space="preserve">mastarina   </w:t>
+      </w:r>
+      <w:r>
+        <w:rPr>
+          <w:lang w:val="id-ID"/>
+        </w:rPr>
+        <w:t>rt 28</w:t>
+      </w:r>
+      <w:r>
+        <w:rPr>
+          <w:lang w:val="id-ID"/>
+        </w:rPr>
+        <w:t xml:space="preserve">                                                                                         junaidi                           </w:t>
       </w:r>
     </w:p>
     <w:p>
@@ -225,7 +231,23 @@
     </w:p>
     <w:p>
       <w:pPr>
-        <w:jc w:val="center"/>
+        <w:tabs>
+          <w:tab w:val="left" w:pos="1815"/>
+        </w:tabs>
+        <w:rPr>
+          <w:lang w:val="id-ID"/>
+        </w:rPr>
+      </w:pPr>
+      <w:r>
+        <w:rPr>
+          <w:lang w:val="id-ID"/>
+        </w:rPr>
+        <w:lastRenderedPageBreak/>
+        <w:t>Hasbiati rt 28</w:t>
+      </w:r>
+    </w:p>
+    <w:p>
+      <w:pPr>
         <w:rPr>
           <w:sz w:val="36"/>
           <w:szCs w:val="36"/>
@@ -234,11 +256,247 @@
       </w:pPr>
       <w:r>
         <w:rPr>
+          <w:noProof/>
           <w:sz w:val="36"/>
           <w:szCs w:val="36"/>
+        </w:rPr>
+        <w:drawing>
+          <wp:anchor distT="0" distB="0" distL="114300" distR="114300" simplePos="0" relativeHeight="251667456" behindDoc="1" locked="0" layoutInCell="1" allowOverlap="1" wp14:anchorId="7DD8A8D6" wp14:editId="7BD20FAD">
+            <wp:simplePos x="0" y="0"/>
+            <wp:positionH relativeFrom="column">
+              <wp:posOffset>24130</wp:posOffset>
+            </wp:positionH>
+            <wp:positionV relativeFrom="paragraph">
+              <wp:posOffset>26670</wp:posOffset>
+            </wp:positionV>
+            <wp:extent cx="2529027" cy="5620537"/>
+            <wp:effectExtent l="0" t="0" r="5080" b="0"/>
+            <wp:wrapNone/>
+            <wp:docPr id="6" name="Picture 6"/>
+            <wp:cNvGraphicFramePr>
+              <a:graphicFrameLocks xmlns:a="http://schemas.openxmlformats.org/drawingml/2006/main" noChangeAspect="1"/>
+            </wp:cNvGraphicFramePr>
+            <a:graphic xmlns:a="http://schemas.openxmlformats.org/drawingml/2006/main">
+              <a:graphicData uri="http://schemas.openxmlformats.org/drawingml/2006/picture">
+                <pic:pic xmlns:pic="http://schemas.openxmlformats.org/drawingml/2006/picture">
+                  <pic:nvPicPr>
+                    <pic:cNvPr id="0" name="WhatsApp Image 2026-09-23 at 10.33.32.jpeg"/>
+                    <pic:cNvPicPr/>
+                  </pic:nvPicPr>
+                  <pic:blipFill>
+                    <a:blip r:embed="rId10" cstate="print">
+                      <a:extLst>
+                        <a:ext uri="{28A0092B-C50C-407E-A947-70E740481C1C}">
+                          <a14:useLocalDpi xmlns:a14="http://schemas.microsoft.com/office/drawing/2010/main" val="0"/>
+                        </a:ext>
+                      </a:extLst>
+                    </a:blip>
+                    <a:stretch>
+                      <a:fillRect/>
+                    </a:stretch>
+                  </pic:blipFill>
+                  <pic:spPr>
+                    <a:xfrm>
+                      <a:off x="0" y="0"/>
+                      <a:ext cx="2529027" cy="5620537"/>
+                    </a:xfrm>
+                    <a:prstGeom prst="rect">
+                      <a:avLst/>
+                    </a:prstGeom>
+                  </pic:spPr>
+                </pic:pic>
+              </a:graphicData>
+            </a:graphic>
+            <wp14:sizeRelH relativeFrom="page">
+              <wp14:pctWidth>0</wp14:pctWidth>
+            </wp14:sizeRelH>
+            <wp14:sizeRelV relativeFrom="page">
+              <wp14:pctHeight>0</wp14:pctHeight>
+            </wp14:sizeRelV>
+          </wp:anchor>
+        </w:drawing>
+      </w:r>
+      <w:r>
+        <w:rPr>
+          <w:sz w:val="36"/>
+          <w:szCs w:val="36"/>
+          <w:lang w:val="id-ID"/>
+        </w:rPr>
+        <w:br w:type="page"/>
+      </w:r>
+    </w:p>
+    <w:p>
+      <w:pPr>
+        <w:tabs>
+          <w:tab w:val="center" w:pos="4680"/>
+        </w:tabs>
+        <w:rPr>
+          <w:sz w:val="36"/>
+          <w:szCs w:val="36"/>
+          <w:lang w:val="id-ID"/>
+        </w:rPr>
+      </w:pPr>
+      <w:r>
+        <w:rPr>
+          <w:sz w:val="36"/>
+          <w:szCs w:val="36"/>
           <w:lang w:val="id-ID"/>
         </w:rPr>
         <w:lastRenderedPageBreak/>
+        <w:tab/>
+      </w:r>
+    </w:p>
+    <w:p>
+      <w:pPr>
+        <w:jc w:val="center"/>
+        <w:rPr>
+          <w:sz w:val="36"/>
+          <w:szCs w:val="36"/>
+          <w:lang w:val="id-ID"/>
+        </w:rPr>
+      </w:pPr>
+      <w:r>
+        <w:rPr>
+          <w:sz w:val="36"/>
+          <w:szCs w:val="36"/>
+          <w:lang w:val="id-ID"/>
+        </w:rPr>
+        <w:t>Rt 30</w:t>
+      </w:r>
+    </w:p>
+    <w:p>
+      <w:pPr>
+        <w:rPr>
+          <w:sz w:val="24"/>
+          <w:szCs w:val="24"/>
+          <w:lang w:val="id-ID"/>
+        </w:rPr>
+      </w:pPr>
+      <w:r>
+        <w:rPr>
+          <w:sz w:val="24"/>
+          <w:szCs w:val="24"/>
+          <w:lang w:val="id-ID"/>
+        </w:rPr>
+        <w:t>Kiagus muhammad usman rt 30</w:t>
+      </w:r>
+    </w:p>
+    <w:p>
+      <w:pPr>
+        <w:rPr>
+          <w:sz w:val="36"/>
+          <w:szCs w:val="36"/>
+          <w:lang w:val="id-ID"/>
+        </w:rPr>
+      </w:pPr>
+      <w:r>
+        <w:rPr>
+          <w:noProof/>
+          <w:sz w:val="36"/>
+          <w:szCs w:val="36"/>
+        </w:rPr>
+        <w:drawing>
+          <wp:anchor distT="0" distB="0" distL="114300" distR="114300" simplePos="0" relativeHeight="251668480" behindDoc="1" locked="0" layoutInCell="1" allowOverlap="1" wp14:anchorId="77530CC6" wp14:editId="481E10AC">
+            <wp:simplePos x="0" y="0"/>
+            <wp:positionH relativeFrom="column">
+              <wp:posOffset>-106045</wp:posOffset>
+            </wp:positionH>
+            <wp:positionV relativeFrom="paragraph">
+              <wp:posOffset>66040</wp:posOffset>
+            </wp:positionV>
+            <wp:extent cx="3161030" cy="5619750"/>
+            <wp:effectExtent l="0" t="0" r="1270" b="0"/>
+            <wp:wrapNone/>
+            <wp:docPr id="7" name="Picture 7"/>
+            <wp:cNvGraphicFramePr>
+              <a:graphicFrameLocks xmlns:a="http://schemas.openxmlformats.org/drawingml/2006/main" noChangeAspect="1"/>
+            </wp:cNvGraphicFramePr>
+            <a:graphic xmlns:a="http://schemas.openxmlformats.org/drawingml/2006/main">
+              <a:graphicData uri="http://schemas.openxmlformats.org/drawingml/2006/picture">
+                <pic:pic xmlns:pic="http://schemas.openxmlformats.org/drawingml/2006/picture">
+                  <pic:nvPicPr>
+                    <pic:cNvPr id="0" name="WhatsApp Image 2026-09-23 at 12.09.55.jpeg"/>
+                    <pic:cNvPicPr/>
+                  </pic:nvPicPr>
+                  <pic:blipFill>
+                    <a:blip r:embed="rId11">
+                      <a:extLst>
+                        <a:ext uri="{28A0092B-C50C-407E-A947-70E740481C1C}">
+                          <a14:useLocalDpi xmlns:a14="http://schemas.microsoft.com/office/drawing/2010/main" val="0"/>
+                        </a:ext>
+                      </a:extLst>
+                    </a:blip>
+                    <a:stretch>
+                      <a:fillRect/>
+                    </a:stretch>
+                  </pic:blipFill>
+                  <pic:spPr>
+                    <a:xfrm>
+                      <a:off x="0" y="0"/>
+                      <a:ext cx="3161030" cy="5619750"/>
+                    </a:xfrm>
+                    <a:prstGeom prst="rect">
+                      <a:avLst/>
+                    </a:prstGeom>
+                  </pic:spPr>
+                </pic:pic>
+              </a:graphicData>
+            </a:graphic>
+            <wp14:sizeRelH relativeFrom="page">
+              <wp14:pctWidth>0</wp14:pctWidth>
+            </wp14:sizeRelH>
+            <wp14:sizeRelV relativeFrom="page">
+              <wp14:pctHeight>0</wp14:pctHeight>
+            </wp14:sizeRelV>
+          </wp:anchor>
+        </w:drawing>
+      </w:r>
+      <w:r>
+        <w:rPr>
+          <w:sz w:val="36"/>
+          <w:szCs w:val="36"/>
+          <w:lang w:val="id-ID"/>
+        </w:rPr>
+        <w:br w:type="page"/>
+      </w:r>
+    </w:p>
+    <w:p>
+      <w:pPr>
+        <w:jc w:val="center"/>
+        <w:rPr>
+          <w:sz w:val="36"/>
+          <w:szCs w:val="36"/>
+          <w:lang w:val="id-ID"/>
+        </w:rPr>
+      </w:pPr>
+    </w:p>
+    <w:p>
+      <w:pPr>
+        <w:tabs>
+          <w:tab w:val="center" w:pos="4680"/>
+        </w:tabs>
+        <w:rPr>
+          <w:sz w:val="36"/>
+          <w:szCs w:val="36"/>
+          <w:lang w:val="id-ID"/>
+        </w:rPr>
+      </w:pPr>
+    </w:p>
+    <w:p>
+      <w:pPr>
+        <w:jc w:val="center"/>
+        <w:rPr>
+          <w:sz w:val="36"/>
+          <w:szCs w:val="36"/>
+          <w:lang w:val="id-ID"/>
+        </w:rPr>
+      </w:pPr>
+      <w:r>
+        <w:rPr>
+          <w:sz w:val="36"/>
+          <w:szCs w:val="36"/>
+          <w:lang w:val="id-ID"/>
+        </w:rPr>
         <w:t>Rt 31</w:t>
       </w:r>
     </w:p>
@@ -276,7 +534,7 @@
                     <pic:cNvPicPr/>
                   </pic:nvPicPr>
                   <pic:blipFill>
-                    <a:blip r:embed="rId10" cstate="print">
+                    <a:blip r:embed="rId12" cstate="print">
                       <a:extLst>
                         <a:ext uri="{28A0092B-C50C-407E-A947-70E740481C1C}">
                           <a14:useLocalDpi xmlns:a14="http://schemas.microsoft.com/office/drawing/2010/main" val="0"/>
@@ -336,7 +594,7 @@
                     <pic:cNvPicPr/>
                   </pic:nvPicPr>
                   <pic:blipFill>
-                    <a:blip r:embed="rId11" cstate="print">
+                    <a:blip r:embed="rId13" cstate="print">
                       <a:extLst>
                         <a:ext uri="{28A0092B-C50C-407E-A947-70E740481C1C}">
                           <a14:useLocalDpi xmlns:a14="http://schemas.microsoft.com/office/drawing/2010/main" val="0"/>
@@ -497,30 +755,38 @@
         </w:rPr>
         <w:t xml:space="preserve"> rt 31</w:t>
       </w:r>
-    </w:p>
-    <w:p>
-      <w:pPr>
-        <w:rPr>
-          <w:lang w:val="id-ID"/>
-        </w:rPr>
-      </w:pPr>
+      <w:r>
+        <w:rPr>
+          <w:lang w:val="id-ID"/>
+        </w:rPr>
+        <w:t xml:space="preserve">                                                                                       nurminah rt 31</w:t>
+      </w:r>
+    </w:p>
+    <w:p>
+      <w:pPr>
+        <w:rPr>
+          <w:lang w:val="id-ID"/>
+        </w:rPr>
+      </w:pPr>
+      <w:bookmarkStart w:id="0" w:name="_GoBack"/>
+      <w:bookmarkEnd w:id="0"/>
       <w:r>
         <w:rPr>
           <w:noProof/>
         </w:rPr>
         <w:drawing>
-          <wp:anchor distT="0" distB="0" distL="114300" distR="114300" simplePos="0" relativeHeight="251662336" behindDoc="1" locked="0" layoutInCell="1" allowOverlap="1">
+          <wp:anchor distT="0" distB="0" distL="114300" distR="114300" simplePos="0" relativeHeight="251669504" behindDoc="1" locked="0" layoutInCell="1" allowOverlap="1" wp14:anchorId="46C9A592" wp14:editId="40E1A908">
             <wp:simplePos x="0" y="0"/>
             <wp:positionH relativeFrom="column">
-              <wp:posOffset>6985</wp:posOffset>
+              <wp:posOffset>3416300</wp:posOffset>
             </wp:positionH>
             <wp:positionV relativeFrom="paragraph">
-              <wp:posOffset>37465</wp:posOffset>
+              <wp:posOffset>390525</wp:posOffset>
             </wp:positionV>
-            <wp:extent cx="4059559" cy="3446722"/>
-            <wp:effectExtent l="0" t="0" r="0" b="1905"/>
+            <wp:extent cx="3060123" cy="6800850"/>
+            <wp:effectExtent l="0" t="0" r="6985" b="0"/>
             <wp:wrapNone/>
-            <wp:docPr id="5" name="Picture 5"/>
+            <wp:docPr id="8" name="Picture 8"/>
             <wp:cNvGraphicFramePr>
               <a:graphicFrameLocks xmlns:a="http://schemas.openxmlformats.org/drawingml/2006/main" noChangeAspect="1"/>
             </wp:cNvGraphicFramePr>
@@ -528,11 +794,11 @@
               <a:graphicData uri="http://schemas.openxmlformats.org/drawingml/2006/picture">
                 <pic:pic xmlns:pic="http://schemas.openxmlformats.org/drawingml/2006/picture">
                   <pic:nvPicPr>
-                    <pic:cNvPr id="0" name="WhatsApp Image 2026-09-21 at 10.56.00.jpeg"/>
+                    <pic:cNvPr id="0" name="WhatsApp Image 2026-09-24 at 03.06.40 (1).jpeg"/>
                     <pic:cNvPicPr/>
                   </pic:nvPicPr>
                   <pic:blipFill>
-                    <a:blip r:embed="rId12" cstate="print">
+                    <a:blip r:embed="rId14">
                       <a:extLst>
                         <a:ext uri="{28A0092B-C50C-407E-A947-70E740481C1C}">
                           <a14:useLocalDpi xmlns:a14="http://schemas.microsoft.com/office/drawing/2010/main" val="0"/>
@@ -546,7 +812,7 @@
                   <pic:spPr>
                     <a:xfrm>
                       <a:off x="0" y="0"/>
-                      <a:ext cx="4059559" cy="3446722"/>
+                      <a:ext cx="3060123" cy="6800850"/>
                     </a:xfrm>
                     <a:prstGeom prst="rect">
                       <a:avLst/>
@@ -564,8 +830,66 @@
           </wp:anchor>
         </w:drawing>
       </w:r>
-      <w:bookmarkStart w:id="0" w:name="_GoBack"/>
-      <w:bookmarkEnd w:id="0"/>
+      <w:r>
+        <w:rPr>
+          <w:noProof/>
+        </w:rPr>
+        <w:drawing>
+          <wp:anchor distT="0" distB="0" distL="114300" distR="114300" simplePos="0" relativeHeight="251662336" behindDoc="1" locked="0" layoutInCell="1" allowOverlap="1">
+            <wp:simplePos x="0" y="0"/>
+            <wp:positionH relativeFrom="column">
+              <wp:posOffset>-174625</wp:posOffset>
+            </wp:positionH>
+            <wp:positionV relativeFrom="paragraph">
+              <wp:posOffset>335915</wp:posOffset>
+            </wp:positionV>
+            <wp:extent cx="3355007" cy="2848531"/>
+            <wp:effectExtent l="0" t="0" r="0" b="9525"/>
+            <wp:wrapNone/>
+            <wp:docPr id="5" name="Picture 5"/>
+            <wp:cNvGraphicFramePr>
+              <a:graphicFrameLocks xmlns:a="http://schemas.openxmlformats.org/drawingml/2006/main" noChangeAspect="1"/>
+            </wp:cNvGraphicFramePr>
+            <a:graphic xmlns:a="http://schemas.openxmlformats.org/drawingml/2006/main">
+              <a:graphicData uri="http://schemas.openxmlformats.org/drawingml/2006/picture">
+                <pic:pic xmlns:pic="http://schemas.openxmlformats.org/drawingml/2006/picture">
+                  <pic:nvPicPr>
+                    <pic:cNvPr id="0" name="WhatsApp Image 2026-09-21 at 10.56.00.jpeg"/>
+                    <pic:cNvPicPr/>
+                  </pic:nvPicPr>
+                  <pic:blipFill>
+                    <a:blip r:embed="rId15" cstate="print">
+                      <a:extLst>
+                        <a:ext uri="{28A0092B-C50C-407E-A947-70E740481C1C}">
+                          <a14:useLocalDpi xmlns:a14="http://schemas.microsoft.com/office/drawing/2010/main" val="0"/>
+                        </a:ext>
+                      </a:extLst>
+                    </a:blip>
+                    <a:stretch>
+                      <a:fillRect/>
+                    </a:stretch>
+                  </pic:blipFill>
+                  <pic:spPr>
+                    <a:xfrm>
+                      <a:off x="0" y="0"/>
+                      <a:ext cx="3355007" cy="2848531"/>
+                    </a:xfrm>
+                    <a:prstGeom prst="rect">
+                      <a:avLst/>
+                    </a:prstGeom>
+                  </pic:spPr>
+                </pic:pic>
+              </a:graphicData>
+            </a:graphic>
+            <wp14:sizeRelH relativeFrom="page">
+              <wp14:pctWidth>0</wp14:pctWidth>
+            </wp14:sizeRelH>
+            <wp14:sizeRelV relativeFrom="page">
+              <wp14:pctHeight>0</wp14:pctHeight>
+            </wp14:sizeRelV>
+          </wp:anchor>
+        </w:drawing>
+      </w:r>
     </w:p>
     <w:sectPr>
       <w:pgSz w:w="12240" w:h="15840"/>
@@ -1445,7 +1769,7 @@
 </file>
 
 <file path=customXml/itemProps1.xml><?xml version="1.0" encoding="utf-8"?>
-<ds:datastoreItem xmlns:ds="http://schemas.openxmlformats.org/officeDocument/2006/customXml" ds:itemID="{4EF2503F-DF86-4762-88BE-6E3617F75FC1}">
+<ds:datastoreItem xmlns:ds="http://schemas.openxmlformats.org/officeDocument/2006/customXml" ds:itemID="{5F82BDEC-7B1A-4AF0-B99C-25FAC0D5690A}">
   <ds:schemaRefs>
     <ds:schemaRef ds:uri="http://schemas.openxmlformats.org/officeDocument/2006/bibliography"/>
   </ds:schemaRefs>
